--- a/MediCurance_Project_Report.docx
+++ b/MediCurance_Project_Report.docx
@@ -4,335 +4,467 @@
   <w:body>
     <w:p>
       <w:pPr>
-        <w:pStyle w:val="Title"/>
+        <w:spacing w:before="0" w:after="80"/>
         <w:jc w:val="center"/>
       </w:pPr>
       <w:r>
-        <w:t>MediCurance: Project Overview &amp; Architecture</w:t>
+        <w:rPr>
+          <w:rFonts w:ascii="Arial" w:hAnsi="Arial"/>
+          <w:b/>
+          <w:sz w:val="44"/>
+        </w:rPr>
+        <w:t>MediCurance Project Report</w:t>
+      </w:r>
+    </w:p>
+    <w:p>
+      <w:pPr>
+        <w:spacing w:before="0" w:after="80"/>
+        <w:jc w:val="center"/>
+      </w:pPr>
+      <w:r>
+        <w:rPr>
+          <w:rFonts w:ascii="Arial" w:hAnsi="Arial"/>
+          <w:i/>
+          <w:sz w:val="22"/>
+        </w:rPr>
+        <w:t>Updated architecture, codebase map, and implementation summary</w:t>
       </w:r>
     </w:p>
     <w:p>
       <w:pPr>
         <w:pStyle w:val="Heading1"/>
+        <w:spacing w:before="240" w:after="80"/>
       </w:pPr>
       <w:r>
-        <w:t>1. Summary of the Project</w:t>
+        <w:t>1. Executive Summary</w:t>
       </w:r>
     </w:p>
     <w:p>
+      <w:pPr>
+        <w:spacing w:before="0" w:after="80"/>
+      </w:pPr>
       <w:r>
-        <w:t>MediCurance is an AI-powered medical reimbursement validation system designed to automate and streamline healthcare claim processing for government employees and pensioners. The traditional process of claiming medical reimbursements is often tedious, manual, and prone to errors. MediCurance solves this by integrating Optical Character Recognition (OCR) and a Retrieval-Augmented Generation (RAG) AI pipeline. It allows users to upload their medical bills, automatically extracts the relevant information, checks the claims against government annexure rules, and provides a clear 'Eligible' or 'Not Eligible' recommendation for human officers to review. This ensures transparency, efficiency, and accuracy.</w:t>
+        <w:t>MediCurance is a production-style Flask application for government medical claim processing. The platform combines OCR, RAG-based scheme lookup, LLM-assisted validation, Supabase file storage, MongoDB persistence, and role-based officer review. The current codebase is organized as a modular monolith and has been extended to support the new pensioner-oriented schema, document center, and semantic claim search while preserving the existing claim verification pipeline.</w:t>
       </w:r>
     </w:p>
     <w:p>
       <w:pPr>
         <w:pStyle w:val="Heading1"/>
+        <w:spacing w:before="240" w:after="80"/>
       </w:pPr>
       <w:r>
-        <w:t>2. Technology Stack &amp; Their Roles</w:t>
+        <w:t>2. Current Architecture</w:t>
       </w:r>
     </w:p>
     <w:p>
+      <w:pPr>
+        <w:pStyle w:val="ListBullet"/>
+        <w:spacing w:before="0" w:after="80"/>
+      </w:pPr>
       <w:r>
-        <w:rPr>
-          <w:b/>
-        </w:rPr>
-        <w:t xml:space="preserve">Flask (Python): </w:t>
-      </w:r>
-      <w:r>
-        <w:t>Serves as the backend web framework handling routing, HTTP requests, and connecting the frontend with the AI/Database layers.</w:t>
+        <w:t>Frontend: HTML, CSS, and JavaScript templates under templates/ and static/.</w:t>
       </w:r>
     </w:p>
     <w:p>
+      <w:pPr>
+        <w:pStyle w:val="ListBullet"/>
+        <w:spacing w:before="0" w:after="80"/>
+      </w:pPr>
       <w:r>
-        <w:rPr>
-          <w:b/>
-        </w:rPr>
-        <w:t xml:space="preserve">MongoDB Atlas: </w:t>
-      </w:r>
-      <w:r>
-        <w:t>A NoSQL database used to store user profiles, claim histories, hospital lists, and audit logs flexibly.</w:t>
+        <w:t>Backend: Flask blueprints in blueprints/ plus legacy compatibility modules in backend/.</w:t>
       </w:r>
     </w:p>
     <w:p>
+      <w:pPr>
+        <w:pStyle w:val="ListBullet"/>
+        <w:spacing w:before="0" w:after="80"/>
+      </w:pPr>
       <w:r>
-        <w:rPr>
-          <w:b/>
-        </w:rPr>
-        <w:t xml:space="preserve">Supabase: </w:t>
-      </w:r>
-      <w:r>
-        <w:t>Cloud storage provider used to securely store uploaded medical bills and documents.</w:t>
+        <w:t>Persistence: MongoDB collections managed through repository modules in database/.</w:t>
       </w:r>
     </w:p>
     <w:p>
+      <w:pPr>
+        <w:pStyle w:val="ListBullet"/>
+        <w:spacing w:before="0" w:after="80"/>
+      </w:pPr>
       <w:r>
-        <w:rPr>
-          <w:b/>
-        </w:rPr>
-        <w:t xml:space="preserve">Groq API (LLM): </w:t>
-      </w:r>
-      <w:r>
-        <w:t>The large language model (AI engine) used to reason over the extracted text and make eligibility decisions.</w:t>
+        <w:t>Storage: Supabase Storage via services/storage_service.py, using the existing medical-bills bucket.</w:t>
       </w:r>
     </w:p>
     <w:p>
+      <w:pPr>
+        <w:pStyle w:val="ListBullet"/>
+        <w:spacing w:before="0" w:after="80"/>
+      </w:pPr>
       <w:r>
-        <w:rPr>
-          <w:b/>
-        </w:rPr>
-        <w:t xml:space="preserve">FAISS / sentence-transformers: </w:t>
-      </w:r>
-      <w:r>
-        <w:t>Used to create and query a local vector database. It turns government annexure rules into embeddings so the AI can quickly fetch the most relevant rules during a claim.</w:t>
+        <w:t>AI Layer: OCR, RAG retrieval, Groq LLM prompting, fraud scoring, and trust scoring services in services/.</w:t>
       </w:r>
     </w:p>
     <w:p>
+      <w:pPr>
+        <w:pStyle w:val="ListBullet"/>
+        <w:spacing w:before="0" w:after="80"/>
+      </w:pPr>
       <w:r>
-        <w:rPr>
-          <w:b/>
-        </w:rPr>
-        <w:t xml:space="preserve">pdfplumber / pytesseract / OCR.Space: </w:t>
-      </w:r>
-      <w:r>
-        <w:t>Optical Character Recognition tools used to extract text and data from uploaded PDFs and image-based medical bills.</w:t>
-      </w:r>
-    </w:p>
-    <w:p>
-      <w:r>
-        <w:rPr>
-          <w:b/>
-        </w:rPr>
-        <w:t xml:space="preserve">Jinja2 / HTML / CSS / JS: </w:t>
-      </w:r>
-      <w:r>
-        <w:t>The frontend templating engine and technologies used to build the user, officer, and admin dashboards.</w:t>
-      </w:r>
-    </w:p>
-    <w:p>
-      <w:r>
-        <w:rPr>
-          <w:b/>
-        </w:rPr>
-        <w:t xml:space="preserve">bcrypt / PyJWT: </w:t>
-      </w:r>
-      <w:r>
-        <w:t>Used for security, specifically hashing passwords and managing secure session tokens.</w:t>
+        <w:t>Security: JWT cookies, CSRF protection, password hashing, rate limiting, audit logs, and role checks in utils/ and core/.</w:t>
       </w:r>
     </w:p>
     <w:p>
       <w:pPr>
         <w:pStyle w:val="Heading1"/>
+        <w:spacing w:before="240" w:after="80"/>
       </w:pPr>
       <w:r>
-        <w:t>3. The Workflow (A Story)</w:t>
+        <w:t>3. Primary Request Flow</w:t>
       </w:r>
     </w:p>
     <w:p>
+      <w:pPr>
+        <w:spacing w:before="0" w:after="80"/>
+      </w:pPr>
       <w:r>
-        <w:t xml:space="preserve">Imagine a retired government teacher, Mr. Sharma. He recently underwent surgery and needs to claim his medical expenses. Instead of waiting in long lines at a government office, he logs into the MediCurance portal using his mobile number and an OTP. He fills out a simple form and uploads a photo of his hospital bill. </w:t>
-      </w:r>
-    </w:p>
-    <w:p>
-      <w:r>
-        <w:t>The moment he clicks 'Submit', the magic begins. MediCurance takes the image and passes it to its OCR engines, which carefully read the text, extracting the hospital name, the treatment details, and the total amount. But reading the bill isn't enough; the system needs to know if the treatment is covered. So, the AI searches its internal 'brain'—a vector database filled with government healthcare rules (Annexures)—to find the exact policies related to Mr. Sharma's surgery.</w:t>
-      </w:r>
-    </w:p>
-    <w:p>
-      <w:r>
-        <w:t xml:space="preserve">With the bill details and the official rules in hand, the AI (powered by Groq) acts as a virtual auditor. It compares the two and concludes, 'Yes, this hospital is networked, and this surgery is covered.' It generates a Confidence Score of 95% and marks the claim as 'Eligible.' </w:t>
-      </w:r>
-    </w:p>
-    <w:p>
-      <w:r>
-        <w:t>However, AI doesn't make the final call—humans do. An appointed Government Officer logs into their dashboard and sees Mr. Sharma's claim. Instead of manually verifying the rules, the officer simply reviews the AI's summary and reasoning. Seeing the AI's approval, the officer clicks 'Approve', and Mr. Sharma is immediately notified that his reimbursement is on its way. What used to take months now takes minutes!</w:t>
+        <w:t>A citizen or pensioner signs in through the auth blueprint, the session is established, and role-specific pages are served. Claim submission still follows the existing pipeline: upload -&gt; Supabase -&gt; OCR -&gt; entity extraction -&gt; rule retrieval -&gt; Groq validation -&gt; MongoDB persistence -&gt; officer review. The newer pensioner journey adds profile management, document uploads, and semantic scheme search without changing the underlying claim workflow.</w:t>
       </w:r>
     </w:p>
     <w:p>
       <w:pPr>
         <w:pStyle w:val="Heading1"/>
+        <w:spacing w:before="240" w:after="80"/>
       </w:pPr>
       <w:r>
-        <w:t>4. Architecture, Modules &amp; Files</w:t>
+        <w:t>4. Key Application Areas</w:t>
       </w:r>
     </w:p>
     <w:p>
+      <w:pPr>
+        <w:pStyle w:val="ListBullet"/>
+        <w:spacing w:before="0" w:after="80"/>
+      </w:pPr>
       <w:r>
-        <w:t>The project follows a modular Monolith architecture using Flask Blueprints:</w:t>
+        <w:t>Auth: supports password login, OTP login, and PPO-based OTP login for pensioners.</w:t>
       </w:r>
     </w:p>
     <w:p>
+      <w:pPr>
+        <w:pStyle w:val="ListBullet"/>
+        <w:spacing w:before="0" w:after="80"/>
+      </w:pPr>
       <w:r>
-        <w:rPr>
-          <w:b/>
-        </w:rPr>
-        <w:t xml:space="preserve">app.py: </w:t>
-      </w:r>
-      <w:r>
-        <w:t>The main entry point of the application. It initializes the Flask server, registers blueprints, and runs startup health checks.</w:t>
+        <w:t>User workspace: provides profile, document center, claim history, and Know Your Claims search.</w:t>
       </w:r>
     </w:p>
     <w:p>
+      <w:pPr>
+        <w:pStyle w:val="ListBullet"/>
+        <w:spacing w:before="0" w:after="80"/>
+      </w:pPr>
       <w:r>
-        <w:rPr>
-          <w:b/>
-        </w:rPr>
-        <w:t xml:space="preserve">config/settings.py: </w:t>
-      </w:r>
-      <w:r>
-        <w:t>Centralized configuration management. Loads environment variables (like API keys and DB URIs) safely.</w:t>
+        <w:t>Officer workspace: provides queue review, approvals, rejections, escalation, and officer profile access.</w:t>
       </w:r>
     </w:p>
     <w:p>
+      <w:pPr>
+        <w:pStyle w:val="ListBullet"/>
+        <w:spacing w:before="0" w:after="80"/>
+      </w:pPr>
       <w:r>
-        <w:rPr>
-          <w:b/>
-        </w:rPr>
-        <w:t xml:space="preserve">blueprints/: </w:t>
-      </w:r>
-      <w:r>
-        <w:t>Contains the routing logic separated by user roles. `auth.py` handles login/registration. `user.py` handles user dashboards and claim submissions. `officer.py` handles the review dashboard. `admin.py` is for managing the system.</w:t>
-      </w:r>
-    </w:p>
-    <w:p>
-      <w:r>
-        <w:rPr>
-          <w:b/>
-        </w:rPr>
-        <w:t xml:space="preserve">services/: </w:t>
-      </w:r>
-      <w:r>
-        <w:t>The core business logic layer. Files here do the heavy lifting:</w:t>
-        <w:br/>
-        <w:t>- `ocr_service.py`: Handles text extraction from files.</w:t>
-        <w:br/>
-        <w:t>- `rag_service.py`: Handles querying the vector DB and prompting the AI.</w:t>
-        <w:br/>
-        <w:t>- `otp_service.py`: Generates and verifies OTPs for login.</w:t>
-        <w:br/>
-        <w:t>- `storage_service.py`: Uploads files to Supabase.</w:t>
-        <w:br/>
-        <w:t>- `claim_processing_service.py`: The orchestrator that ties OCR, RAG, and Database together when a claim is submitted.</w:t>
-      </w:r>
-    </w:p>
-    <w:p>
-      <w:r>
-        <w:rPr>
-          <w:b/>
-        </w:rPr>
-        <w:t xml:space="preserve">database/: </w:t>
-      </w:r>
-      <w:r>
-        <w:t>Contains repositories for database interactions (e.g., `mongo_client.py` sets up MongoDB connections, `user_repository.py` handles user queries).</w:t>
-      </w:r>
-    </w:p>
-    <w:p>
-      <w:r>
-        <w:rPr>
-          <w:b/>
-        </w:rPr>
-        <w:t xml:space="preserve">vectorstore/ &amp; build_vector.py: </w:t>
-      </w:r>
-      <w:r>
-        <w:t>The `build_vector.py` script reads PDFs from `resources/annexures/`, converts their text into embeddings, and saves them in the `vectorstore/` directory for fast AI retrieval.</w:t>
-      </w:r>
-    </w:p>
-    <w:p>
-      <w:r>
-        <w:rPr>
-          <w:b/>
-        </w:rPr>
-        <w:t xml:space="preserve">utils/: </w:t>
-      </w:r>
-      <w:r>
-        <w:t>Helper scripts like `logger.py` for audit logging and `rate_limiter.py` to prevent spam attacks.</w:t>
-      </w:r>
-    </w:p>
-    <w:p>
-      <w:r>
-        <w:t>Note on Agents: Currently, the system uses a standard RAG pipeline (Retrieval-Augmented Generation) rather than autonomous AI agents. The AI performs structured zero-shot analyses rather than looping and planning on its own. A 'Multi-agent AI system' is planned for the future.</w:t>
+        <w:t>Admin/API surface: retains system health, metrics, claim trace, and explanation endpoints.</w:t>
       </w:r>
     </w:p>
     <w:p>
       <w:pPr>
         <w:pStyle w:val="Heading1"/>
+        <w:spacing w:before="240" w:after="80"/>
       </w:pPr>
       <w:r>
-        <w:t>5. Step-by-Step Execution Flow</w:t>
+        <w:t>5. File Guide</w:t>
       </w:r>
     </w:p>
     <w:p>
+      <w:pPr>
+        <w:spacing w:before="0" w:after="80"/>
+      </w:pPr>
       <w:r>
-        <w:t>When a user submits a claim, the following exact steps occur:</w:t>
+        <w:t>Root level files provide application bootstrap, deployment, tests, and documentation. The most relevant runtime modules are listed below.</w:t>
       </w:r>
     </w:p>
     <w:p>
       <w:pPr>
         <w:pStyle w:val="ListBullet"/>
+        <w:spacing w:before="0" w:after="80"/>
       </w:pPr>
       <w:r>
-        <w:t>1. Request Received: The frontend sends a POST request with form data and the uploaded file to the `/submit_claim` endpoint in `blueprints/user.py`.</w:t>
+        <w:t>app.py: Flask bootstrap, blueprint registration, security headers, rate limiting, and startup health checks.</w:t>
       </w:r>
     </w:p>
     <w:p>
       <w:pPr>
         <w:pStyle w:val="ListBullet"/>
+        <w:spacing w:before="0" w:after="80"/>
       </w:pPr>
       <w:r>
-        <w:t>2. File Upload: The `storage_service.py` takes the file and uploads it securely to Supabase, returning a public URL.</w:t>
+        <w:t>blueprints/auth.py: login, OTP, PPO-based login, email verification, logout, and identity verification.</w:t>
       </w:r>
     </w:p>
     <w:p>
       <w:pPr>
         <w:pStyle w:val="ListBullet"/>
+        <w:spacing w:before="0" w:after="80"/>
       </w:pPr>
       <w:r>
-        <w:t>3. Data Extraction (OCR): `ocr_service.py` downloads the file (or uses the stream) and extracts all readable text from the bill.</w:t>
+        <w:t>blueprints/user.py: beneficiary/pensioner dashboard, profile editing, document center, claim search, and claim submission.</w:t>
       </w:r>
     </w:p>
     <w:p>
       <w:pPr>
         <w:pStyle w:val="ListBullet"/>
+        <w:spacing w:before="0" w:after="80"/>
       </w:pPr>
       <w:r>
-        <w:t>4. Rule Retrieval (RAG): `rag_service.py` takes the extracted text and queries the local FAISS vector database to find the most relevant government annexure rules.</w:t>
+        <w:t>blueprints/officer.py: officer queue, claim review, approve/reject/escalate actions, and officer profile.</w:t>
       </w:r>
     </w:p>
     <w:p>
       <w:pPr>
         <w:pStyle w:val="ListBullet"/>
+        <w:spacing w:before="0" w:after="80"/>
       </w:pPr>
       <w:r>
-        <w:t>5. AI Validation: `rag_service.py` sends a combined prompt (containing the bill text and the retrieved rules) to the Groq LLM. The LLM returns a structured JSON response (Eligible/Not Eligible, Score, Reason).</w:t>
+        <w:t>services/auth_service.py: account resolution, password verification, role lookup, and account-status checks.</w:t>
       </w:r>
     </w:p>
     <w:p>
       <w:pPr>
         <w:pStyle w:val="ListBullet"/>
+        <w:spacing w:before="0" w:after="80"/>
       </w:pPr>
       <w:r>
-        <w:t>6. Database Storage: The claim details, file URL, and AI validation results are saved into the MongoDB `claims` collection.</w:t>
+        <w:t>services/storage_service.py: Supabase upload and delete helpers with folder-aware storage paths.</w:t>
       </w:r>
     </w:p>
     <w:p>
       <w:pPr>
         <w:pStyle w:val="ListBullet"/>
+        <w:spacing w:before="0" w:after="80"/>
       </w:pPr>
       <w:r>
-        <w:t>7. Review Phase: An officer logs into the `officer` blueprint, fetches the claim from MongoDB, reads the AI's reasoning, and clicks Approve/Reject.</w:t>
+        <w:t>services/rag_service.py: vector-store loading and retrieval against the existing government rule index.</w:t>
       </w:r>
     </w:p>
     <w:p>
       <w:pPr>
         <w:pStyle w:val="ListBullet"/>
+        <w:spacing w:before="0" w:after="80"/>
       </w:pPr>
       <w:r>
-        <w:t>8. Notification: The system updates the claim status in the database and the user can see the final decision on their dashboard.</w:t>
+        <w:t>services/pensioner_service.py: profile assembly, document records, and semantic claims lookup formatting.</w:t>
+      </w:r>
+    </w:p>
+    <w:p>
+      <w:pPr>
+        <w:pStyle w:val="ListBullet"/>
+        <w:spacing w:before="0" w:after="80"/>
+      </w:pPr>
+      <w:r>
+        <w:t>database/mongo_client.py: MongoDB connection setup, collection handles, and index creation.</w:t>
+      </w:r>
+    </w:p>
+    <w:p>
+      <w:pPr>
+        <w:pStyle w:val="ListBullet"/>
+        <w:spacing w:before="0" w:after="80"/>
+      </w:pPr>
+      <w:r>
+        <w:t>database/govt_repository.py: pensioner employee lookup and verification helpers.</w:t>
+      </w:r>
+    </w:p>
+    <w:p>
+      <w:pPr>
+        <w:pStyle w:val="ListBullet"/>
+        <w:spacing w:before="0" w:after="80"/>
+      </w:pPr>
+      <w:r>
+        <w:t>database/government_officer_repository.py: officer schema lookup and persistence helpers.</w:t>
+      </w:r>
+    </w:p>
+    <w:p>
+      <w:pPr>
+        <w:pStyle w:val="ListBullet"/>
+        <w:spacing w:before="0" w:after="80"/>
+      </w:pPr>
+      <w:r>
+        <w:t>database/document_repository.py: document metadata storage for URLs, paths, timestamps, file type, and verification state.</w:t>
+      </w:r>
+    </w:p>
+    <w:p>
+      <w:pPr>
+        <w:pStyle w:val="ListBullet"/>
+        <w:spacing w:before="0" w:after="80"/>
+      </w:pPr>
+      <w:r>
+        <w:t>templates/: responsive UI pages for login, profile, documents, claims search, dashboards, and reviews.</w:t>
+      </w:r>
+    </w:p>
+    <w:p>
+      <w:pPr>
+        <w:pStyle w:val="Heading1"/>
+        <w:spacing w:before="240" w:after="80"/>
+      </w:pPr>
+      <w:r>
+        <w:t>6. Security And Production Controls</w:t>
+      </w:r>
+    </w:p>
+    <w:p>
+      <w:pPr>
+        <w:pStyle w:val="ListBullet"/>
+        <w:spacing w:before="0" w:after="80"/>
+      </w:pPr>
+      <w:r>
+        <w:t>JWT access and refresh tokens are issued and rotated through utils/jwt_utils.py.</w:t>
+      </w:r>
+    </w:p>
+    <w:p>
+      <w:pPr>
+        <w:pStyle w:val="ListBullet"/>
+        <w:spacing w:before="0" w:after="80"/>
+      </w:pPr>
+      <w:r>
+        <w:t>Passwords are hashed with bcrypt and login attempts are rate-limited.</w:t>
+      </w:r>
+    </w:p>
+    <w:p>
+      <w:pPr>
+        <w:pStyle w:val="ListBullet"/>
+        <w:spacing w:before="0" w:after="80"/>
+      </w:pPr>
+      <w:r>
+        <w:t>MongoDB audit logs and claim logs retain traceability for user and officer actions.</w:t>
+      </w:r>
+    </w:p>
+    <w:p>
+      <w:pPr>
+        <w:pStyle w:val="ListBullet"/>
+        <w:spacing w:before="0" w:after="80"/>
+      </w:pPr>
+      <w:r>
+        <w:t>File uploads remain in Supabase; MongoDB stores only metadata and references.</w:t>
+      </w:r>
+    </w:p>
+    <w:p>
+      <w:pPr>
+        <w:pStyle w:val="ListBullet"/>
+        <w:spacing w:before="0" w:after="80"/>
+      </w:pPr>
+      <w:r>
+        <w:t>The application applies request IDs and security headers on every response.</w:t>
+      </w:r>
+    </w:p>
+    <w:p>
+      <w:pPr>
+        <w:pStyle w:val="ListBullet"/>
+        <w:spacing w:before="0" w:after="80"/>
+      </w:pPr>
+      <w:r>
+        <w:t>Nullable unique government indexes are configured as sparse to avoid null collisions during startup.</w:t>
+      </w:r>
+    </w:p>
+    <w:p>
+      <w:pPr>
+        <w:pStyle w:val="Heading1"/>
+        <w:spacing w:before="240" w:after="80"/>
+      </w:pPr>
+      <w:r>
+        <w:t>7. RAG And Knowledge Base</w:t>
+      </w:r>
+    </w:p>
+    <w:p>
+      <w:pPr>
+        <w:spacing w:before="0" w:after="80"/>
+      </w:pPr>
+      <w:r>
+        <w:t>The existing FAISS-based knowledge store continues to power claim validation and the new Know Your Claims page. The loader now looks beyond the original annexure PDFs and can include additional local policy PDFs if they are present under the knowledge-base folders. The vector store remains append-only in design: no replacement of the existing database is required.</w:t>
+      </w:r>
+    </w:p>
+    <w:p>
+      <w:pPr>
+        <w:pStyle w:val="Heading1"/>
+        <w:spacing w:before="240" w:after="80"/>
+      </w:pPr>
+      <w:r>
+        <w:t>8. Implementation Notes</w:t>
+      </w:r>
+    </w:p>
+    <w:p>
+      <w:pPr>
+        <w:pStyle w:val="ListBullet"/>
+        <w:spacing w:before="0" w:after="80"/>
+      </w:pPr>
+      <w:r>
+        <w:t>The old medical-bill pipeline remains intact and was not replaced.</w:t>
+      </w:r>
+    </w:p>
+    <w:p>
+      <w:pPr>
+        <w:pStyle w:val="ListBullet"/>
+        <w:spacing w:before="0" w:after="80"/>
+      </w:pPr>
+      <w:r>
+        <w:t>Document uploads now reuse the storage helper with folder-specific paths inside the existing Supabase bucket.</w:t>
+      </w:r>
+    </w:p>
+    <w:p>
+      <w:pPr>
+        <w:pStyle w:val="ListBullet"/>
+        <w:spacing w:before="0" w:after="80"/>
+      </w:pPr>
+      <w:r>
+        <w:t>The pensioner dashboard presents the updated schema in sections: basic information, address, pension details, medical information, nominee, emergency contact, documents, claim history, and settings.</w:t>
+      </w:r>
+    </w:p>
+    <w:p>
+      <w:pPr>
+        <w:pStyle w:val="ListBullet"/>
+        <w:spacing w:before="0" w:after="80"/>
+      </w:pPr>
+      <w:r>
+        <w:t>The report reflects the current codebase after the new pensioner flows were added.</w:t>
+      </w:r>
+    </w:p>
+    <w:p>
+      <w:pPr>
+        <w:pStyle w:val="Heading1"/>
+        <w:spacing w:before="240" w:after="80"/>
+      </w:pPr>
+      <w:r>
+        <w:t>9. Current Status</w:t>
+      </w:r>
+    </w:p>
+    <w:p>
+      <w:pPr>
+        <w:spacing w:before="0" w:after="80"/>
+      </w:pPr>
+      <w:r>
+        <w:t>The codebase is now closer to production readiness than the original baseline, but operational hardening still depends on environment-specific secrets, live Supabase policies, and a complete data migration for real pensioner and officer records. The application structure itself remains modular and backward compatible.</w:t>
+      </w:r>
+    </w:p>
+    <w:p>
+      <w:pPr>
+        <w:spacing w:before="0" w:after="80"/>
+        <w:jc w:val="center"/>
+      </w:pPr>
+      <w:r>
+        <w:rPr>
+          <w:rFonts w:ascii="Arial" w:hAnsi="Arial"/>
+          <w:i/>
+          <w:sz w:val="18"/>
+        </w:rPr>
+        <w:t>Prepared for the Medicurance codebase review and implementation update.</w:t>
       </w:r>
     </w:p>
     <w:sectPr>
       <w:pgSz w:w="12240" w:h="15840"/>
-      <w:pgMar w:top="1440" w:right="1800" w:bottom="1440" w:left="1800" w:header="720" w:footer="720" w:gutter="0"/>
+      <w:pgMar w:top="1152" w:right="1152" w:bottom="1152" w:left="1152" w:header="720" w:footer="720" w:gutter="0"/>
       <w:cols w:space="720"/>
       <w:docGrid w:linePitch="360"/>
     </w:sectPr>
@@ -703,6 +835,10 @@
     <w:name w:val="Normal"/>
     <w:qFormat/>
     <w:rsid w:val="00FC693F"/>
+    <w:rPr>
+      <w:rFonts w:ascii="Arial" w:hAnsi="Arial"/>
+      <w:sz w:val="21"/>
+    </w:rPr>
   </w:style>
   <w:style w:type="paragraph" w:styleId="Header">
     <w:name w:val="header"/>
@@ -763,11 +899,11 @@
       <w:outlineLvl w:val="0"/>
     </w:pPr>
     <w:rPr>
-      <w:rFonts w:asciiTheme="majorHAnsi" w:eastAsiaTheme="majorEastAsia" w:hAnsiTheme="majorHAnsi" w:cstheme="majorBidi"/>
+      <w:rFonts w:asciiTheme="majorHAnsi" w:eastAsiaTheme="majorEastAsia" w:hAnsiTheme="majorHAnsi" w:cstheme="majorBidi" w:ascii="Arial" w:hAnsi="Arial"/>
       <w:b/>
       <w:bCs/>
       <w:color w:val="365F91" w:themeColor="accent1" w:themeShade="BF"/>
-      <w:sz w:val="28"/>
+      <w:sz w:val="30"/>
       <w:szCs w:val="28"/>
     </w:rPr>
   </w:style>
@@ -787,11 +923,11 @@
       <w:outlineLvl w:val="1"/>
     </w:pPr>
     <w:rPr>
-      <w:rFonts w:asciiTheme="majorHAnsi" w:eastAsiaTheme="majorEastAsia" w:hAnsiTheme="majorHAnsi" w:cstheme="majorBidi"/>
+      <w:rFonts w:asciiTheme="majorHAnsi" w:eastAsiaTheme="majorEastAsia" w:hAnsiTheme="majorHAnsi" w:cstheme="majorBidi" w:ascii="Arial" w:hAnsi="Arial"/>
       <w:b/>
       <w:bCs/>
       <w:color w:val="4F81BD" w:themeColor="accent1"/>
-      <w:sz w:val="26"/>
+      <w:sz w:val="24"/>
       <w:szCs w:val="26"/>
     </w:rPr>
   </w:style>
@@ -1052,11 +1188,12 @@
       <w:contextualSpacing/>
     </w:pPr>
     <w:rPr>
-      <w:rFonts w:asciiTheme="majorHAnsi" w:eastAsiaTheme="majorEastAsia" w:hAnsiTheme="majorHAnsi" w:cstheme="majorBidi"/>
+      <w:rFonts w:asciiTheme="majorHAnsi" w:eastAsiaTheme="majorEastAsia" w:hAnsiTheme="majorHAnsi" w:cstheme="majorBidi" w:ascii="Arial" w:hAnsi="Arial"/>
+      <w:b/>
       <w:color w:val="17365D" w:themeColor="text2" w:themeShade="BF"/>
       <w:spacing w:val="5"/>
       <w:kern w:val="28"/>
-      <w:sz w:val="52"/>
+      <w:sz w:val="44"/>
       <w:szCs w:val="52"/>
     </w:rPr>
   </w:style>
